--- a/docs/ASLMS_Software_Documentation.docx
+++ b/docs/ASLMS_Software_Documentation.docx
@@ -3367,7 +3367,7 @@
                 <w:sz w:val="20"/>
                 <w:szCs w:val="20"/>
               </w:rPr>
-              <w:t xml:space="preserve">Questions answered from court orders with every source cited by page. Prepared for the in-house SourceTrace service, with an approved local model on Government machines in the meantime.</w:t>
+              <w:t xml:space="preserve">Questions answered from court records with every source cited. Prepared for the in-house SourceTrace service; until it is connected, answers may be written by a local model on Government servers, never a cloud service.</w:t>
             </w:r>
           </w:p>
         </w:tc>
@@ -6160,7 +6160,7 @@
                 <w:sz w:val="20"/>
                 <w:szCs w:val="20"/>
               </w:rPr>
-              <w:t xml:space="preserve">No cloud AI</w:t>
+              <w:t xml:space="preserve">No cloud AI. AI only through SourceTrace or, until it is available, a local model on Government servers</w:t>
             </w:r>
           </w:p>
         </w:tc>
@@ -6194,7 +6194,7 @@
                 <w:sz w:val="20"/>
                 <w:szCs w:val="20"/>
               </w:rPr>
-              <w:t xml:space="preserve">AI goes through SourceTrace or, as approved on 27 October 2026, a local model on Government machines (section 6.4). No cloud AI service is ever used, and no AI runtime may be installed inside the ASLMS server software. Only court orders and court filings may ever go to SourceTrace, never notes or internal documents.</w:t>
+              <w:t xml:space="preserve">No cloud AI service or cloud model, and no AI runtime inside ASLMS itself; the system refuses to start if one is found or a cloud model is configured. Only court orders and court filings may ever go to SourceTrace, never notes or internal documents. The local model reads one case’s internal records only after the officer switches them on in that case’s Assistant tab.</w:t>
             </w:r>
           </w:p>
         </w:tc>
@@ -6690,7 +6690,7 @@
                 <w:sz w:val="20"/>
                 <w:szCs w:val="20"/>
               </w:rPr>
-              <w:t xml:space="preserve">Local model service (Ollama, on Government machines)</w:t>
+              <w:t xml:space="preserve">Local model (Ollama)</w:t>
             </w:r>
           </w:p>
         </w:tc>
@@ -6722,7 +6722,7 @@
                 <w:sz w:val="20"/>
                 <w:szCs w:val="20"/>
               </w:rPr>
-              <w:t xml:space="preserve">Case Assistant answers until SourceTrace is connected (section 6.4)</w:t>
+              <w:t xml:space="preserve">Case Assistant answers written by a local AI model on the ASLMS host or a Government server, until SourceTrace is connected</w:t>
             </w:r>
           </w:p>
         </w:tc>
@@ -6754,7 +6754,7 @@
                 <w:sz w:val="20"/>
                 <w:szCs w:val="20"/>
               </w:rPr>
-              <w:t xml:space="preserve">Approved; being built. ASLMS calls it on a private address</w:t>
+              <w:t xml:space="preserve">Built; switched on by a setting, never a cloud model</w:t>
             </w:r>
           </w:p>
         </w:tc>
@@ -12599,7 +12599,7 @@
         <w:rPr>
           <w:rFonts w:ascii="Calibri" w:cs="Calibri" w:eastAsia="Calibri" w:hAnsi="Calibri"/>
         </w:rPr>
-        <w:t xml:space="preserve">AI in ASLMS goes through SourceTrace, the Government’s in-house retrieval-augmented generation service, through a defined connector interface. Until SourceTrace is connected, a local model running on Government machines may answer the Case Assistant instead, as approved on 27 October 2026 (section 6.4). No cloud AI service is ever used, and the system refuses to start if an AI runtime is found among its own installed software.</w:t>
+        <w:t xml:space="preserve">All AI in ASLMS goes through the Case Assistant’s connector interface. SourceTrace, the Government’s in-house retrieval-augmented generation service, is the intended AI. Until it is available, the owner has allowed (27 October 2026) one alternative for Case Assistant questions only: a local AI model served by Ollama on the ASLMS host or a server the Government controls, reached over the network. No cloud AI service or cloud model is used, no AI runtime runs inside ASLMS itself, and the system refuses to start if one is found or a cloud model is configured.</w:t>
       </w:r>
     </w:p>
     <w:p>
@@ -12923,13 +12923,24 @@
     </w:p>
     <w:p>
       <w:pPr>
-        <w:pStyle w:val="Heading2"/>
+        <w:spacing w:after="120" w:before="0" w:line="276"/>
       </w:pPr>
       <w:r>
         <w:rPr>
           <w:rFonts w:ascii="Calibri" w:cs="Calibri" w:eastAsia="Calibri" w:hAnsi="Calibri"/>
         </w:rPr>
-        <w:t xml:space="preserve">6.2 Current status: preview mode</w:t>
+        <w:t xml:space="preserve">The local model follows its own, narrower rule. By default, in every scope, it reads court information only: court orders, the court filings the officer may open, and the case details and hearings. On a case’s Assistant tab, and only there, the officer may press “Include This Case’s Internal Records”; from then on, in that conversation only, the model also reads that case’s saved notes, file movement with remarks, pending actions and department documents that the officer may open on the case page. Drafts are never read, another case’s records are never read, the switch is recorded in the audit log, and it cannot be switched off within the conversation.</w:t>
+      </w:r>
+    </w:p>
+    <w:p>
+      <w:pPr>
+        <w:pStyle w:val="Heading2"/>
+      </w:pPr>
+      <w:r>
+        <w:rPr>
+          <w:rFonts w:ascii="Calibri" w:cs="Calibri" w:eastAsia="Calibri" w:hAnsi="Calibri"/>
+        </w:rPr>
+        <w:t xml:space="preserve">6.2 Current status: preview mode and the local model</w:t>
       </w:r>
     </w:p>
     <w:p>
@@ -12940,7 +12951,18 @@
         <w:rPr>
           <w:rFonts w:ascii="Calibri" w:cs="Calibri" w:eastAsia="Calibri" w:hAnsi="Calibri"/>
         </w:rPr>
-        <w:t xml:space="preserve">The Case Assistant screens, conversations, scopes, citations and privacy rules are built. The SourceTrace API documentation is awaited, so the connector to the real service is not yet built. Until then, in development and test only, a preview mode answers by full-text search over the stored court text on the ASLMS server and shows the matching passages with the line “Preview: passages found in the court records, not an AI answer.” Nothing leaves the server. Preview mode is refused in production.</w:t>
+        <w:t xml:space="preserve">The Case Assistant screens, conversations, scopes, citations and privacy rules are built. The SourceTrace API documentation is awaited, so the connector to the real service is not yet built. In development and test, a preview mode answers by full-text search over the stored court text on the ASLMS server and shows the matching passages with the line “Preview: passages found in the court records, not an AI answer.” Nothing leaves the server. Preview mode is refused in production.</w:t>
+      </w:r>
+    </w:p>
+    <w:p>
+      <w:pPr>
+        <w:spacing w:after="120" w:before="0" w:line="276"/>
+      </w:pPr>
+      <w:r>
+        <w:rPr>
+          <w:rFonts w:ascii="Calibri" w:cs="Calibri" w:eastAsia="Calibri" w:hAnsi="Calibri"/>
+        </w:rPr>
+        <w:t xml:space="preserve">The local-model mode is built and allowed in production as the fallback until SourceTrace is connected. ASLMS finds the passages and records itself and gives them to the model as numbered sources; the model only writes the answer. Every sentence must cite its source; the server removes references to sources that were not given, and an answer with no valid reference is replaced by a fixed line. Each answer shows which sources were court records and which were internal, and the text that was given to the model.</w:t>
       </w:r>
     </w:p>
     <w:p>
@@ -13000,6 +13022,22 @@
           <w:rFonts w:ascii="Calibri" w:cs="Calibri" w:eastAsia="Calibri" w:hAnsi="Calibri"/>
         </w:rPr>
         <w:t xml:space="preserve">Conversations are private to the person who held them; no administrator or auditor can read them.</w:t>
+      </w:r>
+    </w:p>
+    <w:p>
+      <w:pPr>
+        <w:pStyle w:val="ListParagraph"/>
+        <w:numPr>
+          <w:ilvl w:val="0"/>
+          <w:numId w:val="2"/>
+        </w:numPr>
+        <w:spacing w:after="60" w:line="276"/>
+      </w:pPr>
+      <w:r>
+        <w:rPr>
+          <w:rFonts w:ascii="Calibri" w:cs="Calibri" w:eastAsia="Calibri" w:hAnsi="Calibri"/>
+        </w:rPr>
+        <w:t xml:space="preserve">An answer that drew on an internal record the person can no longer open is hidden when read again.</w:t>
       </w:r>
     </w:p>
     <w:p>
@@ -15029,7 +15067,7 @@
                 <w:sz w:val="20"/>
                 <w:szCs w:val="20"/>
               </w:rPr>
-              <w:t xml:space="preserve">AI (when connected)</w:t>
+              <w:t xml:space="preserve">AI</w:t>
             </w:r>
           </w:p>
         </w:tc>
@@ -15063,7 +15101,7 @@
                 <w:sz w:val="20"/>
                 <w:szCs w:val="20"/>
               </w:rPr>
-              <w:t xml:space="preserve">SourceTrace, through its API</w:t>
+              <w:t xml:space="preserve">SourceTrace through its API when connected; until then, optionally, a local model (Ollama) on the ASLMS host or a Government server</w:t>
             </w:r>
           </w:p>
         </w:tc>
@@ -18117,7 +18155,7 @@
         <w:rPr>
           <w:rFonts w:ascii="Calibri" w:cs="Calibri" w:eastAsia="Calibri" w:hAnsi="Calibri"/>
         </w:rPr>
-        <w:t xml:space="preserve">No case data is sent to any cloud AI service; only court orders and court filings may go to the in-house SourceTrace service (section 6).</w:t>
+        <w:t xml:space="preserve">No case data is sent to any cloud AI service; only court orders and court filings may go to the in-house SourceTrace service, and the local model on Government servers reads one case’s internal records only after the officer switches them on (section 6).</w:t>
       </w:r>
     </w:p>
     <w:p>
@@ -21086,7 +21124,7 @@
                 <w:sz w:val="20"/>
                 <w:szCs w:val="20"/>
               </w:rPr>
-              <w:t xml:space="preserve">Screens and rules built; preview mode until SourceTrace or the local model is connected</w:t>
+              <w:t xml:space="preserve">Screens and rules built; preview mode until SourceTrace is connected</w:t>
             </w:r>
           </w:p>
         </w:tc>
@@ -21155,7 +21193,7 @@
                 <w:sz w:val="20"/>
                 <w:szCs w:val="20"/>
               </w:rPr>
-              <w:t xml:space="preserve">All AI through SourceTrace; no local model</w:t>
+              <w:t xml:space="preserve">All AI through SourceTrace</w:t>
             </w:r>
           </w:p>
         </w:tc>
@@ -21187,7 +21225,7 @@
                 <w:sz w:val="20"/>
                 <w:szCs w:val="20"/>
               </w:rPr>
-              <w:t xml:space="preserve">A local model on Government machines answers the Case Assistant until SourceTrace is connected, allowed in production; internal records of a case only when the officer switches them on for that case (approved 27 October 2026, being built)</w:t>
+              <w:t xml:space="preserve">Case Assistant answers written by a local model (Ollama) on Government servers until SourceTrace is connected; no cloud AI</w:t>
             </w:r>
           </w:p>
         </w:tc>
@@ -21219,7 +21257,108 @@
                 <w:sz w:val="20"/>
                 <w:szCs w:val="20"/>
               </w:rPr>
-              <w:t xml:space="preserve">SourceTrace not yet available; no court or internal text leaves Government machines</w:t>
+              <w:t xml:space="preserve">SourceTrace not yet available; owner’s decision of 27 Oct 2026</w:t>
+            </w:r>
+          </w:p>
+        </w:tc>
+      </w:tr>
+      <w:tr>
+        <w:trPr>
+          <w:cantSplit/>
+        </w:trPr>
+        <w:tc>
+          <w:tcPr>
+            <w:tcW w:type="dxa" w:w="2800"/>
+            <w:tcBorders>
+              <w:top w:val="single" w:color="C9D3DD" w:sz="4"/>
+              <w:left w:val="single" w:color="C9D3DD" w:sz="4"/>
+              <w:bottom w:val="single" w:color="C9D3DD" w:sz="4"/>
+              <w:right w:val="single" w:color="C9D3DD" w:sz="4"/>
+            </w:tcBorders>
+            <w:shd w:fill="FFFFFF" w:color="auto" w:val="clear"/>
+            <w:tcMar>
+              <w:top w:type="dxa" w:w="80"/>
+              <w:left w:type="dxa" w:w="120"/>
+              <w:bottom w:type="dxa" w:w="80"/>
+              <w:right w:type="dxa" w:w="120"/>
+            </w:tcMar>
+            <w:vAlign w:val="top"/>
+          </w:tcPr>
+          <w:p>
+            <w:pPr>
+              <w:spacing w:after="40"/>
+            </w:pPr>
+            <w:r>
+              <w:rPr>
+                <w:rFonts w:ascii="Calibri" w:cs="Calibri" w:eastAsia="Calibri" w:hAnsi="Calibri"/>
+                <w:sz w:val="20"/>
+                <w:szCs w:val="20"/>
+              </w:rPr>
+              <w:t xml:space="preserve">Notes and internal documents never sent to the AI</w:t>
+            </w:r>
+          </w:p>
+        </w:tc>
+        <w:tc>
+          <w:tcPr>
+            <w:tcW w:type="dxa" w:w="3638"/>
+            <w:tcBorders>
+              <w:top w:val="single" w:color="C9D3DD" w:sz="4"/>
+              <w:left w:val="single" w:color="C9D3DD" w:sz="4"/>
+              <w:bottom w:val="single" w:color="C9D3DD" w:sz="4"/>
+              <w:right w:val="single" w:color="C9D3DD" w:sz="4"/>
+            </w:tcBorders>
+            <w:shd w:fill="FFFFFF" w:color="auto" w:val="clear"/>
+            <w:tcMar>
+              <w:top w:type="dxa" w:w="80"/>
+              <w:left w:type="dxa" w:w="120"/>
+              <w:bottom w:type="dxa" w:w="80"/>
+              <w:right w:type="dxa" w:w="120"/>
+            </w:tcMar>
+            <w:vAlign w:val="top"/>
+          </w:tcPr>
+          <w:p>
+            <w:pPr>
+              <w:spacing w:after="40"/>
+            </w:pPr>
+            <w:r>
+              <w:rPr>
+                <w:rFonts w:ascii="Calibri" w:cs="Calibri" w:eastAsia="Calibri" w:hAnsi="Calibri"/>
+                <w:sz w:val="20"/>
+                <w:szCs w:val="20"/>
+              </w:rPr>
+              <w:t xml:space="preserve">Unchanged for SourceTrace. By default the local model reads court information only; it reads one case’s internal records (never drafts) only after the officer presses Include This Case’s Internal Records in that case’s Assistant tab (recorded in the audit log), and only what the officer may open</w:t>
+            </w:r>
+          </w:p>
+        </w:tc>
+        <w:tc>
+          <w:tcPr>
+            <w:tcW w:type="dxa" w:w="3200"/>
+            <w:tcBorders>
+              <w:top w:val="single" w:color="C9D3DD" w:sz="4"/>
+              <w:left w:val="single" w:color="C9D3DD" w:sz="4"/>
+              <w:bottom w:val="single" w:color="C9D3DD" w:sz="4"/>
+              <w:right w:val="single" w:color="C9D3DD" w:sz="4"/>
+            </w:tcBorders>
+            <w:shd w:fill="FFFFFF" w:color="auto" w:val="clear"/>
+            <w:tcMar>
+              <w:top w:type="dxa" w:w="80"/>
+              <w:left w:type="dxa" w:w="120"/>
+              <w:bottom w:type="dxa" w:w="80"/>
+              <w:right w:type="dxa" w:w="120"/>
+            </w:tcMar>
+            <w:vAlign w:val="top"/>
+          </w:tcPr>
+          <w:p>
+            <w:pPr>
+              <w:spacing w:after="40"/>
+            </w:pPr>
+            <w:r>
+              <w:rPr>
+                <w:rFonts w:ascii="Calibri" w:cs="Calibri" w:eastAsia="Calibri" w:hAnsi="Calibri"/>
+                <w:sz w:val="20"/>
+                <w:szCs w:val="20"/>
+              </w:rPr>
+              <w:t xml:space="preserve">Owner’s decision of 27 Oct 2026: officers work on their own case’s notes</w:t>
             </w:r>
           </w:p>
         </w:tc>
@@ -32987,7 +33126,7 @@
                 <w:sz w:val="20"/>
                 <w:szCs w:val="20"/>
               </w:rPr>
-              <w:t xml:space="preserve">Local model, Ollama</w:t>
+              <w:t xml:space="preserve">Ollama</w:t>
             </w:r>
           </w:p>
         </w:tc>
@@ -33021,7 +33160,7 @@
                 <w:sz w:val="20"/>
                 <w:szCs w:val="20"/>
               </w:rPr>
-              <w:t xml:space="preserve">An AI model running on Government machines, served by the Ollama software; the approved Case Assistant engine until SourceTrace is connected</w:t>
+              <w:t xml:space="preserve">The software that serves the Case Assistant’s local AI model on the ASLMS host or a Government server, used until SourceTrace is connected</w:t>
             </w:r>
           </w:p>
         </w:tc>

--- a/docs/ASLMS_Software_Documentation.docx
+++ b/docs/ASLMS_Software_Documentation.docx
@@ -468,7 +468,7 @@
                 <w:sz w:val="20"/>
                 <w:szCs w:val="20"/>
               </w:rPr>
-              <w:t xml:space="preserve">1.1</w:t>
+              <w:t xml:space="preserve">1.2</w:t>
             </w:r>
           </w:p>
         </w:tc>
@@ -541,7 +541,7 @@
                 <w:sz w:val="20"/>
                 <w:szCs w:val="20"/>
               </w:rPr>
-              <w:t xml:space="preserve">27 October 2026</w:t>
+              <w:t xml:space="preserve">28 October 2026</w:t>
             </w:r>
           </w:p>
         </w:tc>
@@ -4314,6 +4314,107 @@
           </w:p>
         </w:tc>
       </w:tr>
+      <w:tr>
+        <w:trPr>
+          <w:cantSplit/>
+        </w:trPr>
+        <w:tc>
+          <w:tcPr>
+            <w:tcW w:type="dxa" w:w="1400"/>
+            <w:tcBorders>
+              <w:top w:val="single" w:color="C9D3DD" w:sz="4"/>
+              <w:left w:val="single" w:color="C9D3DD" w:sz="4"/>
+              <w:bottom w:val="single" w:color="C9D3DD" w:sz="4"/>
+              <w:right w:val="single" w:color="C9D3DD" w:sz="4"/>
+            </w:tcBorders>
+            <w:shd w:fill="FFFFFF" w:color="auto" w:val="clear"/>
+            <w:tcMar>
+              <w:top w:type="dxa" w:w="80"/>
+              <w:left w:type="dxa" w:w="120"/>
+              <w:bottom w:type="dxa" w:w="80"/>
+              <w:right w:type="dxa" w:w="120"/>
+            </w:tcMar>
+            <w:vAlign w:val="top"/>
+          </w:tcPr>
+          <w:p>
+            <w:pPr>
+              <w:spacing w:after="40"/>
+            </w:pPr>
+            <w:r>
+              <w:rPr>
+                <w:rFonts w:ascii="Calibri" w:cs="Calibri" w:eastAsia="Calibri" w:hAnsi="Calibri"/>
+                <w:sz w:val="20"/>
+                <w:szCs w:val="20"/>
+              </w:rPr>
+              <w:t xml:space="preserve">1.2</w:t>
+            </w:r>
+          </w:p>
+        </w:tc>
+        <w:tc>
+          <w:tcPr>
+            <w:tcW w:type="dxa" w:w="2200"/>
+            <w:tcBorders>
+              <w:top w:val="single" w:color="C9D3DD" w:sz="4"/>
+              <w:left w:val="single" w:color="C9D3DD" w:sz="4"/>
+              <w:bottom w:val="single" w:color="C9D3DD" w:sz="4"/>
+              <w:right w:val="single" w:color="C9D3DD" w:sz="4"/>
+            </w:tcBorders>
+            <w:shd w:fill="FFFFFF" w:color="auto" w:val="clear"/>
+            <w:tcMar>
+              <w:top w:type="dxa" w:w="80"/>
+              <w:left w:type="dxa" w:w="120"/>
+              <w:bottom w:type="dxa" w:w="80"/>
+              <w:right w:type="dxa" w:w="120"/>
+            </w:tcMar>
+            <w:vAlign w:val="top"/>
+          </w:tcPr>
+          <w:p>
+            <w:pPr>
+              <w:spacing w:after="40"/>
+            </w:pPr>
+            <w:r>
+              <w:rPr>
+                <w:rFonts w:ascii="Calibri" w:cs="Calibri" w:eastAsia="Calibri" w:hAnsi="Calibri"/>
+                <w:sz w:val="20"/>
+                <w:szCs w:val="20"/>
+              </w:rPr>
+              <w:t xml:space="preserve">28 October 2026</w:t>
+            </w:r>
+          </w:p>
+        </w:tc>
+        <w:tc>
+          <w:tcPr>
+            <w:tcW w:type="dxa" w:w="6038"/>
+            <w:tcBorders>
+              <w:top w:val="single" w:color="C9D3DD" w:sz="4"/>
+              <w:left w:val="single" w:color="C9D3DD" w:sz="4"/>
+              <w:bottom w:val="single" w:color="C9D3DD" w:sz="4"/>
+              <w:right w:val="single" w:color="C9D3DD" w:sz="4"/>
+            </w:tcBorders>
+            <w:shd w:fill="FFFFFF" w:color="auto" w:val="clear"/>
+            <w:tcMar>
+              <w:top w:type="dxa" w:w="80"/>
+              <w:left w:type="dxa" w:w="120"/>
+              <w:bottom w:type="dxa" w:w="80"/>
+              <w:right w:type="dxa" w:w="120"/>
+            </w:tcMar>
+            <w:vAlign w:val="top"/>
+          </w:tcPr>
+          <w:p>
+            <w:pPr>
+              <w:spacing w:after="40"/>
+            </w:pPr>
+            <w:r>
+              <w:rPr>
+                <w:rFonts w:ascii="Calibri" w:cs="Calibri" w:eastAsia="Calibri" w:hAnsi="Calibri"/>
+                <w:sz w:val="20"/>
+                <w:szCs w:val="20"/>
+              </w:rPr>
+              <w:t xml:space="preserve">Session time-out, the next-hearing highlight, the Case Assistant’s local model (first part) and search and sort in lists (first round) in service; sign-in session rules corrected; status figures of 28 October 2026; Case Assistant polish and the next hearing shown directly from the latest court order added as planned enhancements.</w:t>
+            </w:r>
+          </w:p>
+        </w:tc>
+      </w:tr>
     </w:tbl>
     <w:p>
       <w:pPr>
@@ -4724,7 +4825,7 @@
         <w:rPr>
           <w:rFonts w:ascii="Calibri" w:cs="Calibri" w:eastAsia="Calibri" w:hAnsi="Calibri"/>
         </w:rPr>
-        <w:t xml:space="preserve">The document covers the system as built on 27 October 2026: the web portal, the application server, the background data collection from the Gauhati High Court, the database and document store, notifications, the Case Assistant in its preview form, and the monitoring and backup arrangements. Enhancements that are approved but not yet built are listed in section 13.</w:t>
+        <w:t xml:space="preserve">The document covers the system as built on 28 October 2026: the web portal, the application server, the background data collection from the Gauhati High Court, the database and document store, notifications, the Case Assistant in its preview form, and the monitoring and backup arrangements. Enhancements that are approved but not yet built are listed in section 13.</w:t>
       </w:r>
     </w:p>
     <w:p>
@@ -9682,7 +9783,7 @@
         <w:rPr>
           <w:rFonts w:ascii="Calibri" w:cs="Calibri" w:eastAsia="Calibri" w:hAnsi="Calibri"/>
         </w:rPr>
-        <w:t xml:space="preserve">The Super Administrator can change the weights and the two bands, with a reason and a full history. Department administrators keep their department’s counsel codes, keywords, name patterns and watchlist; a panel lists counsel codes seen on cause lists that no department has mapped yet. Recommendations are recalculated after every mapping change.</w:t>
+        <w:t xml:space="preserve">The Super Administrator can change the weights and the two bands, with a reason and a full history. Department administrators keep their department’s counsel codes, keywords, name patterns and watchlist; a panel lists counsel codes seen on cause lists that no department has mapped yet. Recommendations are recalculated after every mapping change. The mapping lists (counsel codes, keywords, name patterns and the watchlist) can be searched and sorted, and the list of counsel codes recommended from cause lists reads every unmapped code in pages of 100, with its own search and sort.</w:t>
       </w:r>
     </w:p>
     <w:p>
@@ -9878,7 +9979,21 @@
         <w:rPr>
           <w:rFonts w:ascii="Calibri" w:cs="Calibri" w:eastAsia="Calibri" w:hAnsi="Calibri"/>
         </w:rPr>
-        <w:t xml:space="preserve">The case inbox brings a person’s work together in tabs: the cases they are working on, recommended cases, department cases, transfers, the unclaimed pool and cases sent by them. Each list has server-side filters (status, year, case type, bench, dates, stage and more) and shows due dates first.</w:t>
+        <w:t xml:space="preserve">The case inbox brings a person’s work together in tabs: the cases they are working on, recommended cases, department cases, transfers, the unclaimed pool and cases sent by them. Each list has server-side filters (status, year, case type, bench, dates, stage and more) and shows due dates first. </w:t>
+      </w:r>
+      <w:r>
+        <w:rPr>
+          <w:rFonts w:ascii="Calibri" w:cs="Calibri" w:eastAsia="Calibri" w:hAnsi="Calibri"/>
+          <w:b/>
+          <w:bCs/>
+        </w:rPr>
+        <w:t xml:space="preserve">Search Words</w:t>
+      </w:r>
+      <w:r>
+        <w:rPr>
+          <w:rFonts w:ascii="Calibri" w:cs="Calibri" w:eastAsia="Calibri" w:hAnsi="Calibri"/>
+        </w:rPr>
+        <w:t xml:space="preserve"> on the case lists narrow a list by the words typed; the search runs on the server and never widens what the person may see.</w:t>
       </w:r>
     </w:p>
     <w:p>
@@ -11061,6 +11176,17 @@
     </w:p>
     <w:p>
       <w:pPr>
+        <w:spacing w:after="120" w:before="0" w:line="276"/>
+      </w:pPr>
+      <w:r>
+        <w:rPr>
+          <w:rFonts w:ascii="Calibri" w:cs="Calibri" w:eastAsia="Calibri" w:hAnsi="Calibri"/>
+        </w:rPr>
+        <w:t xml:space="preserve">The next hearing is shown with one badge on the case page, the case lists and the dashboards: Today and Tomorrow in strong red, two to seven days in amber with the number of days, later dates as the date, and Date Passed, No Date Yet or Disposed in words. A date suggested from an order is outlined and labelled Suggested. The meaning is always given in words, never by colour alone.</w:t>
+      </w:r>
+    </w:p>
+    <w:p>
+      <w:pPr>
         <w:pStyle w:val="Heading2"/>
       </w:pPr>
       <w:r>
@@ -13091,7 +13217,7 @@
         <w:rPr>
           <w:rFonts w:ascii="Calibri" w:cs="Calibri" w:eastAsia="Calibri" w:hAnsi="Calibri"/>
         </w:rPr>
-        <w:t xml:space="preserve">Because SourceTrace is not yet available, the owner approved on 27 October 2026 a local model, served by Ollama on the ASLMS host or another Government server, as the Case Assistant’s answering engine until SourceTrace is connected. It is allowed in production and recorded as a variation from the plan (section 13.2). It is being built in two parts.</w:t>
+        <w:t xml:space="preserve">Because SourceTrace is not yet available, the owner approved on 27 October 2026 a local model, served by Ollama on the ASLMS host or another Government server, as the Case Assistant’s answering engine until SourceTrace is connected. It is allowed in production and recorded as a variation from the plan (section 13.2). The first part is in service; the second, questions about the officer’s own work from the Assistant page, is planned.</w:t>
       </w:r>
     </w:p>
     <w:tbl>
@@ -13512,7 +13638,7 @@
                 <w:sz w:val="20"/>
                 <w:szCs w:val="20"/>
               </w:rPr>
-              <w:t xml:space="preserve">My work questions</w:t>
+              <w:t xml:space="preserve">My work questions (planned)</w:t>
             </w:r>
           </w:p>
         </w:tc>
@@ -17801,7 +17927,23 @@
         <w:rPr>
           <w:rFonts w:ascii="Calibri" w:cs="Calibri" w:eastAsia="Calibri" w:hAnsi="Calibri"/>
         </w:rPr>
-        <w:t xml:space="preserve">Sign-in tokens are kept in secure, http-only cookies that page scripts cannot read; the working token lasts 30 minutes and is renewed automatically.</w:t>
+        <w:t xml:space="preserve">Sign-in tokens are kept in secure, http-only cookies that page scripts cannot read; a person is signed out after 30 minutes without their own activity (clicks, typing, scrolling or moving between pages; background refreshes do not count), after a two-minute warning, and every session ends at most 12 hours after the code sign-in.</w:t>
+      </w:r>
+    </w:p>
+    <w:p>
+      <w:pPr>
+        <w:pStyle w:val="ListParagraph"/>
+        <w:numPr>
+          <w:ilvl w:val="0"/>
+          <w:numId w:val="2"/>
+        </w:numPr>
+        <w:spacing w:after="60" w:line="276"/>
+      </w:pPr>
+      <w:r>
+        <w:rPr>
+          <w:rFonts w:ascii="Calibri" w:cs="Calibri" w:eastAsia="Calibri" w:hAnsi="Calibri"/>
+        </w:rPr>
+        <w:t xml:space="preserve">The server checks both limits on every request and every token renewal, so a session the server has ended cannot be continued from the browser; every session end, whether by sign-out, idle time or the 12-hour limit, writes an audit record.</w:t>
       </w:r>
     </w:p>
     <w:p>
@@ -20301,7 +20443,7 @@
         <w:rPr>
           <w:rFonts w:ascii="Calibri" w:cs="Calibri" w:eastAsia="Calibri" w:hAnsi="Calibri"/>
         </w:rPr>
-        <w:t xml:space="preserve">The core and workflow functions of the plan are built and running in development, with the historical load of court data from 1 January 2025 in progress. Deployment arrangements (proxy, backups, monitoring, connection pooling, continuous integration) are built and await the pilot checks.</w:t>
+        <w:t xml:space="preserve">The core and workflow functions of the plan are built and running in development, with the historical load of court data from 1 January 2025 complete for cause lists, all but 70 cases fetched with their full court records, and continuing for order documents. Deployment arrangements (proxy, backups, monitoring, connection pooling, continuous integration) are built and await the pilot checks.</w:t>
       </w:r>
     </w:p>
     <w:p>
@@ -20312,7 +20454,7 @@
         <w:rPr>
           <w:rFonts w:ascii="Calibri" w:cs="Calibri" w:eastAsia="Calibri" w:hAnsi="Calibri"/>
         </w:rPr>
-        <w:t xml:space="preserve">On 27 October 2026 the system held about 74,500 cases with their full court records, the cause lists of 562 of the 665 days since 1 January 2025, and about 139,000 of some 370,000 court orders. The data collection console estimates that the cause lists and case records will be complete on 28 October 2026 and every order by 10 November 2026, at the court’s allowance of 1,000 calls an hour.</w:t>
+        <w:t xml:space="preserve">On 28 October 2026 the cause lists of all 666 days in the collection period (from 1 January 2025) had been fetched; 83,205 cases had been found, 83,135 of them with their full court records; and 142,634 of 389,623 court orders had been stored. Order documents are being fetched at about 863 court calls an hour of the 1,000 the court allows, and the data collection console expects every order to be stored around 9 November 2026.</w:t>
       </w:r>
     </w:p>
     <w:p>
@@ -21540,7 +21682,7 @@
                 <w:sz w:val="20"/>
                 <w:szCs w:val="20"/>
               </w:rPr>
-              <w:t xml:space="preserve">Sign-out after 30 minutes without activity, with a two-minute warning, and a 12-hour limit on any session, enforced on the server (built; in final review)</w:t>
+              <w:t xml:space="preserve">Sign-out after 30 minutes without activity, with a two-minute warning, and a 12-hour limit on any session, enforced on the server, with an audit record for every session end (in service)</w:t>
             </w:r>
           </w:p>
         </w:tc>
@@ -21613,7 +21755,7 @@
                 <w:sz w:val="20"/>
                 <w:szCs w:val="20"/>
               </w:rPr>
-              <w:t xml:space="preserve">One date badge for the next hearing on the case page, case lists and dashboards, coloured by how soon: today and tomorrow, within a week, later, passed, none (built; in review)</w:t>
+              <w:t xml:space="preserve">One date badge for the next hearing on the case page, case lists and dashboards, coloured by how soon: today and tomorrow, within a week, later, passed, none (in service)</w:t>
             </w:r>
           </w:p>
         </w:tc>
@@ -21686,7 +21828,7 @@
                 <w:sz w:val="20"/>
                 <w:szCs w:val="20"/>
               </w:rPr>
-              <w:t xml:space="preserve">The approved local-model alternative described in section 6.4 (being built)</w:t>
+              <w:t xml:space="preserve">The approved local-model alternative described in section 6.4: first part in service; still to come: questions about the officer’s own work from the Assistant page</w:t>
             </w:r>
           </w:p>
         </w:tc>
@@ -21871,7 +22013,7 @@
                 <w:sz w:val="20"/>
                 <w:szCs w:val="20"/>
               </w:rPr>
-              <w:t xml:space="preserve">Search and sort in every list</w:t>
+              <w:t xml:space="preserve">Search and sort in lists</w:t>
             </w:r>
           </w:p>
         </w:tc>
@@ -21905,7 +22047,153 @@
                 <w:sz w:val="20"/>
                 <w:szCs w:val="20"/>
               </w:rPr>
-              <w:t xml:space="preserve">Search and sorting in every list of the portal, and the complete list of recommended counsel codes</w:t>
+              <w:t xml:space="preserve">First round in service: search and sort on the Department Mapping lists; Recommended From Cause Lists reading every unmapped counsel code in pages of 100; Search Words on the case lists. Searches and sorts run on the server and never widen what a person may see. Still to come (rounds 2 to 4): search and sort in the remaining lists</w:t>
+            </w:r>
+          </w:p>
+        </w:tc>
+      </w:tr>
+      <w:tr>
+        <w:trPr>
+          <w:cantSplit/>
+        </w:trPr>
+        <w:tc>
+          <w:tcPr>
+            <w:tcW w:type="dxa" w:w="3000"/>
+            <w:tcBorders>
+              <w:top w:val="single" w:color="C9D3DD" w:sz="4"/>
+              <w:left w:val="single" w:color="C9D3DD" w:sz="4"/>
+              <w:bottom w:val="single" w:color="C9D3DD" w:sz="4"/>
+              <w:right w:val="single" w:color="C9D3DD" w:sz="4"/>
+            </w:tcBorders>
+            <w:shd w:fill="FFFFFF" w:color="auto" w:val="clear"/>
+            <w:tcMar>
+              <w:top w:type="dxa" w:w="80"/>
+              <w:left w:type="dxa" w:w="120"/>
+              <w:bottom w:type="dxa" w:w="80"/>
+              <w:right w:type="dxa" w:w="120"/>
+            </w:tcMar>
+            <w:vAlign w:val="top"/>
+          </w:tcPr>
+          <w:p>
+            <w:pPr>
+              <w:spacing w:after="40"/>
+            </w:pPr>
+            <w:r>
+              <w:rPr>
+                <w:rFonts w:ascii="Calibri" w:cs="Calibri" w:eastAsia="Calibri" w:hAnsi="Calibri"/>
+                <w:b/>
+                <w:bCs/>
+                <w:sz w:val="20"/>
+                <w:szCs w:val="20"/>
+              </w:rPr>
+              <w:t xml:space="preserve">Case Assistant polish</w:t>
+            </w:r>
+          </w:p>
+        </w:tc>
+        <w:tc>
+          <w:tcPr>
+            <w:tcW w:type="dxa" w:w="6638"/>
+            <w:tcBorders>
+              <w:top w:val="single" w:color="C9D3DD" w:sz="4"/>
+              <w:left w:val="single" w:color="C9D3DD" w:sz="4"/>
+              <w:bottom w:val="single" w:color="C9D3DD" w:sz="4"/>
+              <w:right w:val="single" w:color="C9D3DD" w:sz="4"/>
+            </w:tcBorders>
+            <w:shd w:fill="FFFFFF" w:color="auto" w:val="clear"/>
+            <w:tcMar>
+              <w:top w:type="dxa" w:w="80"/>
+              <w:left w:type="dxa" w:w="120"/>
+              <w:bottom w:type="dxa" w:w="80"/>
+              <w:right w:type="dxa" w:w="120"/>
+            </w:tcMar>
+            <w:vAlign w:val="top"/>
+          </w:tcPr>
+          <w:p>
+            <w:pPr>
+              <w:spacing w:after="40"/>
+            </w:pPr>
+            <w:r>
+              <w:rPr>
+                <w:rFonts w:ascii="Calibri" w:cs="Calibri" w:eastAsia="Calibri" w:hAnsi="Calibri"/>
+                <w:b w:val="false"/>
+                <w:bCs w:val="false"/>
+                <w:sz w:val="20"/>
+                <w:szCs w:val="20"/>
+              </w:rPr>
+              <w:t xml:space="preserve">Enter sends a question; short answers for facts such as the next date and the parties; the sources of an answer shown in a dialog when a reference is clicked (approved; planned, not built)</w:t>
+            </w:r>
+          </w:p>
+        </w:tc>
+      </w:tr>
+      <w:tr>
+        <w:trPr>
+          <w:cantSplit/>
+        </w:trPr>
+        <w:tc>
+          <w:tcPr>
+            <w:tcW w:type="dxa" w:w="3000"/>
+            <w:tcBorders>
+              <w:top w:val="single" w:color="C9D3DD" w:sz="4"/>
+              <w:left w:val="single" w:color="C9D3DD" w:sz="4"/>
+              <w:bottom w:val="single" w:color="C9D3DD" w:sz="4"/>
+              <w:right w:val="single" w:color="C9D3DD" w:sz="4"/>
+            </w:tcBorders>
+            <w:shd w:fill="EEF3F8" w:color="auto" w:val="clear"/>
+            <w:tcMar>
+              <w:top w:type="dxa" w:w="80"/>
+              <w:left w:type="dxa" w:w="120"/>
+              <w:bottom w:type="dxa" w:w="80"/>
+              <w:right w:type="dxa" w:w="120"/>
+            </w:tcMar>
+            <w:vAlign w:val="top"/>
+          </w:tcPr>
+          <w:p>
+            <w:pPr>
+              <w:spacing w:after="40"/>
+            </w:pPr>
+            <w:r>
+              <w:rPr>
+                <w:rFonts w:ascii="Calibri" w:cs="Calibri" w:eastAsia="Calibri" w:hAnsi="Calibri"/>
+                <w:b/>
+                <w:bCs/>
+                <w:sz w:val="20"/>
+                <w:szCs w:val="20"/>
+              </w:rPr>
+              <w:t xml:space="preserve">Next hearing from the latest court order</w:t>
+            </w:r>
+          </w:p>
+        </w:tc>
+        <w:tc>
+          <w:tcPr>
+            <w:tcW w:type="dxa" w:w="6638"/>
+            <w:tcBorders>
+              <w:top w:val="single" w:color="C9D3DD" w:sz="4"/>
+              <w:left w:val="single" w:color="C9D3DD" w:sz="4"/>
+              <w:bottom w:val="single" w:color="C9D3DD" w:sz="4"/>
+              <w:right w:val="single" w:color="C9D3DD" w:sz="4"/>
+            </w:tcBorders>
+            <w:shd w:fill="EEF3F8" w:color="auto" w:val="clear"/>
+            <w:tcMar>
+              <w:top w:type="dxa" w:w="80"/>
+              <w:left w:type="dxa" w:w="120"/>
+              <w:bottom w:type="dxa" w:w="80"/>
+              <w:right w:type="dxa" w:w="120"/>
+            </w:tcMar>
+            <w:vAlign w:val="top"/>
+          </w:tcPr>
+          <w:p>
+            <w:pPr>
+              <w:spacing w:after="40"/>
+            </w:pPr>
+            <w:r>
+              <w:rPr>
+                <w:rFonts w:ascii="Calibri" w:cs="Calibri" w:eastAsia="Calibri" w:hAnsi="Calibri"/>
+                <w:b w:val="false"/>
+                <w:bCs w:val="false"/>
+                <w:sz w:val="20"/>
+                <w:szCs w:val="20"/>
+              </w:rPr>
+              <w:t xml:space="preserve">The next hearing shown directly from the latest court order: dates given by the court shown without confirmation and not editable by anyone; a Report Wrong Next Date function; periods such as “list after three weeks” shown as an approximate date counted from the order (approved; planned, not built)</w:t>
             </w:r>
           </w:p>
         </w:tc>

--- a/docs/ASLMS_Software_Documentation.docx
+++ b/docs/ASLMS_Software_Documentation.docx
@@ -4415,6 +4415,107 @@
           </w:p>
         </w:tc>
       </w:tr>
+      <w:tr>
+        <w:trPr>
+          <w:cantSplit/>
+        </w:trPr>
+        <w:tc>
+          <w:tcPr>
+            <w:tcW w:type="dxa" w:w="1400"/>
+            <w:tcBorders>
+              <w:top w:val="single" w:color="C9D3DD" w:sz="4"/>
+              <w:left w:val="single" w:color="C9D3DD" w:sz="4"/>
+              <w:bottom w:val="single" w:color="C9D3DD" w:sz="4"/>
+              <w:right w:val="single" w:color="C9D3DD" w:sz="4"/>
+            </w:tcBorders>
+            <w:shd w:fill="EEF3F8" w:color="auto" w:val="clear"/>
+            <w:tcMar>
+              <w:top w:type="dxa" w:w="80"/>
+              <w:left w:type="dxa" w:w="120"/>
+              <w:bottom w:type="dxa" w:w="80"/>
+              <w:right w:type="dxa" w:w="120"/>
+            </w:tcMar>
+            <w:vAlign w:val="top"/>
+          </w:tcPr>
+          <w:p>
+            <w:pPr>
+              <w:spacing w:after="40"/>
+            </w:pPr>
+            <w:r>
+              <w:rPr>
+                <w:rFonts w:ascii="Calibri" w:cs="Calibri" w:eastAsia="Calibri" w:hAnsi="Calibri"/>
+                <w:sz w:val="20"/>
+                <w:szCs w:val="20"/>
+              </w:rPr>
+              <w:t xml:space="preserve">1.3</w:t>
+            </w:r>
+          </w:p>
+        </w:tc>
+        <w:tc>
+          <w:tcPr>
+            <w:tcW w:type="dxa" w:w="2200"/>
+            <w:tcBorders>
+              <w:top w:val="single" w:color="C9D3DD" w:sz="4"/>
+              <w:left w:val="single" w:color="C9D3DD" w:sz="4"/>
+              <w:bottom w:val="single" w:color="C9D3DD" w:sz="4"/>
+              <w:right w:val="single" w:color="C9D3DD" w:sz="4"/>
+            </w:tcBorders>
+            <w:shd w:fill="EEF3F8" w:color="auto" w:val="clear"/>
+            <w:tcMar>
+              <w:top w:type="dxa" w:w="80"/>
+              <w:left w:type="dxa" w:w="120"/>
+              <w:bottom w:type="dxa" w:w="80"/>
+              <w:right w:type="dxa" w:w="120"/>
+            </w:tcMar>
+            <w:vAlign w:val="top"/>
+          </w:tcPr>
+          <w:p>
+            <w:pPr>
+              <w:spacing w:after="40"/>
+            </w:pPr>
+            <w:r>
+              <w:rPr>
+                <w:rFonts w:ascii="Calibri" w:cs="Calibri" w:eastAsia="Calibri" w:hAnsi="Calibri"/>
+                <w:sz w:val="20"/>
+                <w:szCs w:val="20"/>
+              </w:rPr>
+              <w:t xml:space="preserve">28 October 2026</w:t>
+            </w:r>
+          </w:p>
+        </w:tc>
+        <w:tc>
+          <w:tcPr>
+            <w:tcW w:type="dxa" w:w="6038"/>
+            <w:tcBorders>
+              <w:top w:val="single" w:color="C9D3DD" w:sz="4"/>
+              <w:left w:val="single" w:color="C9D3DD" w:sz="4"/>
+              <w:bottom w:val="single" w:color="C9D3DD" w:sz="4"/>
+              <w:right w:val="single" w:color="C9D3DD" w:sz="4"/>
+            </w:tcBorders>
+            <w:shd w:fill="EEF3F8" w:color="auto" w:val="clear"/>
+            <w:tcMar>
+              <w:top w:type="dxa" w:w="80"/>
+              <w:left w:type="dxa" w:w="120"/>
+              <w:bottom w:type="dxa" w:w="80"/>
+              <w:right w:type="dxa" w:w="120"/>
+            </w:tcMar>
+            <w:vAlign w:val="top"/>
+          </w:tcPr>
+          <w:p>
+            <w:pPr>
+              <w:spacing w:after="40"/>
+            </w:pPr>
+            <w:r>
+              <w:rPr>
+                <w:rFonts w:ascii="Calibri" w:cs="Calibri" w:eastAsia="Calibri" w:hAnsi="Calibri"/>
+                <w:sz w:val="20"/>
+                <w:szCs w:val="20"/>
+              </w:rPr>
+              <w:t xml:space="preserve">Case Assistant polish built: Enter sends a question, six quick facts answered from the court record held for the case without the AI, sources opened from their reference, fewer repeated answers; a variation from the plan added for the quick facts.</w:t>
+            </w:r>
+          </w:p>
+        </w:tc>
+      </w:tr>
     </w:tbl>
     <w:p>
       <w:pPr>
@@ -13093,6 +13194,28 @@
     </w:p>
     <w:p>
       <w:pPr>
+        <w:spacing w:after="120" w:before="0" w:line="276"/>
+      </w:pPr>
+      <w:r>
+        <w:rPr>
+          <w:rFonts w:ascii="Calibri" w:cs="Calibri" w:eastAsia="Calibri" w:hAnsi="Calibri"/>
+        </w:rPr>
+        <w:t xml:space="preserve">Pressing Enter sends a question; Shift and Enter start a new line. Sources are not listed under an answer: each reference in the text, such as S1, opens that source in a dialog with its excerpt and a link to open it, and a Sources button opens the full list. The model is given the officer’s earlier questions in the conversation, not its own earlier answers, so that it answers the new question instead of repeating itself; a check command measures how much answers repeat.</w:t>
+      </w:r>
+    </w:p>
+    <w:p>
+      <w:pPr>
+        <w:spacing w:after="120" w:before="0" w:line="276"/>
+      </w:pPr>
+      <w:r>
+        <w:rPr>
+          <w:rFonts w:ascii="Calibri" w:cs="Calibri" w:eastAsia="Calibri" w:hAnsi="Calibri"/>
+        </w:rPr>
+        <w:t xml:space="preserve">On a case’s Assistant tab, six quick facts are answered straight from the court record held for the case, without the AI: the next hearing, the parties, the advocates, the status, the date of the last order and the bench. They are recognised only when the whole question is one of a fixed set of English forms, such as “when is the next date” or “who are the parties”; any other question goes to the AI. A quick fact is marked “From the Case Record”, cites the case details as its source, gives the same values as the case page, and is stored and audited like any answer. This is a variation from the plan (section 13.2).</w:t>
+      </w:r>
+    </w:p>
+    <w:p>
+      <w:pPr>
         <w:pStyle w:val="Heading2"/>
       </w:pPr>
       <w:r>
@@ -13599,7 +13722,7 @@
                 <w:sz w:val="20"/>
                 <w:szCs w:val="20"/>
               </w:rPr>
-              <w:t xml:space="preserve">ASLMS picks the passages; the model writes only from them and must cite them. The server checks every citation and withholds an answer without a valid source. Every source stays visible beside the answer.</w:t>
+              <w:t xml:space="preserve">ASLMS picks the passages; the model writes only from them and must cite them. The server checks every citation and withholds an answer without a valid source. Each source opens from its reference in the answer, and the full list from the answer’s Sources button.</w:t>
             </w:r>
           </w:p>
         </w:tc>
@@ -21436,6 +21559,107 @@
                 <w:sz w:val="20"/>
                 <w:szCs w:val="20"/>
               </w:rPr>
+              <w:t xml:space="preserve">Case Assistant answers by the AI</w:t>
+            </w:r>
+          </w:p>
+        </w:tc>
+        <w:tc>
+          <w:tcPr>
+            <w:tcW w:type="dxa" w:w="3638"/>
+            <w:tcBorders>
+              <w:top w:val="single" w:color="C9D3DD" w:sz="4"/>
+              <w:left w:val="single" w:color="C9D3DD" w:sz="4"/>
+              <w:bottom w:val="single" w:color="C9D3DD" w:sz="4"/>
+              <w:right w:val="single" w:color="C9D3DD" w:sz="4"/>
+            </w:tcBorders>
+            <w:shd w:fill="FFFFFF" w:color="auto" w:val="clear"/>
+            <w:tcMar>
+              <w:top w:type="dxa" w:w="80"/>
+              <w:left w:type="dxa" w:w="120"/>
+              <w:bottom w:type="dxa" w:w="80"/>
+              <w:right w:type="dxa" w:w="120"/>
+            </w:tcMar>
+            <w:vAlign w:val="top"/>
+          </w:tcPr>
+          <w:p>
+            <w:pPr>
+              <w:spacing w:after="40"/>
+            </w:pPr>
+            <w:r>
+              <w:rPr>
+                <w:rFonts w:ascii="Calibri" w:cs="Calibri" w:eastAsia="Calibri" w:hAnsi="Calibri"/>
+                <w:sz w:val="20"/>
+                <w:szCs w:val="20"/>
+              </w:rPr>
+              <w:t xml:space="preserve">Six quick facts on a case (next hearing, parties, advocates, status, last order date, bench) are answered from the court record held for the case, without the AI, with the same reference</w:t>
+            </w:r>
+          </w:p>
+        </w:tc>
+        <w:tc>
+          <w:tcPr>
+            <w:tcW w:type="dxa" w:w="3200"/>
+            <w:tcBorders>
+              <w:top w:val="single" w:color="C9D3DD" w:sz="4"/>
+              <w:left w:val="single" w:color="C9D3DD" w:sz="4"/>
+              <w:bottom w:val="single" w:color="C9D3DD" w:sz="4"/>
+              <w:right w:val="single" w:color="C9D3DD" w:sz="4"/>
+            </w:tcBorders>
+            <w:shd w:fill="FFFFFF" w:color="auto" w:val="clear"/>
+            <w:tcMar>
+              <w:top w:type="dxa" w:w="80"/>
+              <w:left w:type="dxa" w:w="120"/>
+              <w:bottom w:type="dxa" w:w="80"/>
+              <w:right w:type="dxa" w:w="120"/>
+            </w:tcMar>
+            <w:vAlign w:val="top"/>
+          </w:tcPr>
+          <w:p>
+            <w:pPr>
+              <w:spacing w:after="40"/>
+            </w:pPr>
+            <w:r>
+              <w:rPr>
+                <w:rFonts w:ascii="Calibri" w:cs="Calibri" w:eastAsia="Calibri" w:hAnsi="Calibri"/>
+                <w:sz w:val="20"/>
+                <w:szCs w:val="20"/>
+              </w:rPr>
+              <w:t xml:space="preserve">Owner, 28 Oct 2026: crisp answers to specific questions</w:t>
+            </w:r>
+          </w:p>
+        </w:tc>
+      </w:tr>
+      <w:tr>
+        <w:trPr>
+          <w:cantSplit/>
+        </w:trPr>
+        <w:tc>
+          <w:tcPr>
+            <w:tcW w:type="dxa" w:w="2800"/>
+            <w:tcBorders>
+              <w:top w:val="single" w:color="C9D3DD" w:sz="4"/>
+              <w:left w:val="single" w:color="C9D3DD" w:sz="4"/>
+              <w:bottom w:val="single" w:color="C9D3DD" w:sz="4"/>
+              <w:right w:val="single" w:color="C9D3DD" w:sz="4"/>
+            </w:tcBorders>
+            <w:shd w:fill="EEF3F8" w:color="auto" w:val="clear"/>
+            <w:tcMar>
+              <w:top w:type="dxa" w:w="80"/>
+              <w:left w:type="dxa" w:w="120"/>
+              <w:bottom w:type="dxa" w:w="80"/>
+              <w:right w:type="dxa" w:w="120"/>
+            </w:tcMar>
+            <w:vAlign w:val="top"/>
+          </w:tcPr>
+          <w:p>
+            <w:pPr>
+              <w:spacing w:after="40"/>
+            </w:pPr>
+            <w:r>
+              <w:rPr>
+                <w:rFonts w:ascii="Calibri" w:cs="Calibri" w:eastAsia="Calibri" w:hAnsi="Calibri"/>
+                <w:sz w:val="20"/>
+                <w:szCs w:val="20"/>
+              </w:rPr>
               <w:t xml:space="preserve">Notes and internal documents never sent to the AI</w:t>
             </w:r>
           </w:p>
@@ -21449,7 +21673,7 @@
               <w:bottom w:val="single" w:color="C9D3DD" w:sz="4"/>
               <w:right w:val="single" w:color="C9D3DD" w:sz="4"/>
             </w:tcBorders>
-            <w:shd w:fill="FFFFFF" w:color="auto" w:val="clear"/>
+            <w:shd w:fill="EEF3F8" w:color="auto" w:val="clear"/>
             <w:tcMar>
               <w:top w:type="dxa" w:w="80"/>
               <w:left w:type="dxa" w:w="120"/>
@@ -21481,7 +21705,7 @@
               <w:bottom w:val="single" w:color="C9D3DD" w:sz="4"/>
               <w:right w:val="single" w:color="C9D3DD" w:sz="4"/>
             </w:tcBorders>
-            <w:shd w:fill="FFFFFF" w:color="auto" w:val="clear"/>
+            <w:shd w:fill="EEF3F8" w:color="auto" w:val="clear"/>
             <w:tcMar>
               <w:top w:type="dxa" w:w="80"/>
               <w:left w:type="dxa" w:w="120"/>
@@ -22120,7 +22344,7 @@
                 <w:sz w:val="20"/>
                 <w:szCs w:val="20"/>
               </w:rPr>
-              <w:t xml:space="preserve">Enter sends a question; short answers for facts such as the next date and the parties; the sources of an answer shown in a dialog when a reference is clicked (approved; planned, not built)</w:t>
+              <w:t xml:space="preserve">Enter sends a question; six quick facts such as the next date and the parties answered from the court record; the sources of an answer shown in a dialog when a reference is clicked; fewer repeated answers (built; awaiting deployment)</w:t>
             </w:r>
           </w:p>
         </w:tc>

--- a/docs/ASLMS_Software_Documentation.docx
+++ b/docs/ASLMS_Software_Documentation.docx
@@ -4516,6 +4516,107 @@
           </w:p>
         </w:tc>
       </w:tr>
+      <w:tr>
+        <w:trPr>
+          <w:cantSplit/>
+        </w:trPr>
+        <w:tc>
+          <w:tcPr>
+            <w:tcW w:type="dxa" w:w="1400"/>
+            <w:tcBorders>
+              <w:top w:val="single" w:color="C9D3DD" w:sz="4"/>
+              <w:left w:val="single" w:color="C9D3DD" w:sz="4"/>
+              <w:bottom w:val="single" w:color="C9D3DD" w:sz="4"/>
+              <w:right w:val="single" w:color="C9D3DD" w:sz="4"/>
+            </w:tcBorders>
+            <w:shd w:fill="FFFFFF" w:color="auto" w:val="clear"/>
+            <w:tcMar>
+              <w:top w:type="dxa" w:w="80"/>
+              <w:left w:type="dxa" w:w="120"/>
+              <w:bottom w:type="dxa" w:w="80"/>
+              <w:right w:type="dxa" w:w="120"/>
+            </w:tcMar>
+            <w:vAlign w:val="top"/>
+          </w:tcPr>
+          <w:p>
+            <w:pPr>
+              <w:spacing w:after="40"/>
+            </w:pPr>
+            <w:r>
+              <w:rPr>
+                <w:rFonts w:ascii="Calibri" w:cs="Calibri" w:eastAsia="Calibri" w:hAnsi="Calibri"/>
+                <w:sz w:val="20"/>
+                <w:szCs w:val="20"/>
+              </w:rPr>
+              <w:t xml:space="preserve">1.4</w:t>
+            </w:r>
+          </w:p>
+        </w:tc>
+        <w:tc>
+          <w:tcPr>
+            <w:tcW w:type="dxa" w:w="2200"/>
+            <w:tcBorders>
+              <w:top w:val="single" w:color="C9D3DD" w:sz="4"/>
+              <w:left w:val="single" w:color="C9D3DD" w:sz="4"/>
+              <w:bottom w:val="single" w:color="C9D3DD" w:sz="4"/>
+              <w:right w:val="single" w:color="C9D3DD" w:sz="4"/>
+            </w:tcBorders>
+            <w:shd w:fill="FFFFFF" w:color="auto" w:val="clear"/>
+            <w:tcMar>
+              <w:top w:type="dxa" w:w="80"/>
+              <w:left w:type="dxa" w:w="120"/>
+              <w:bottom w:type="dxa" w:w="80"/>
+              <w:right w:type="dxa" w:w="120"/>
+            </w:tcMar>
+            <w:vAlign w:val="top"/>
+          </w:tcPr>
+          <w:p>
+            <w:pPr>
+              <w:spacing w:after="40"/>
+            </w:pPr>
+            <w:r>
+              <w:rPr>
+                <w:rFonts w:ascii="Calibri" w:cs="Calibri" w:eastAsia="Calibri" w:hAnsi="Calibri"/>
+                <w:sz w:val="20"/>
+                <w:szCs w:val="20"/>
+              </w:rPr>
+              <w:t xml:space="preserve">28 October 2026</w:t>
+            </w:r>
+          </w:p>
+        </w:tc>
+        <w:tc>
+          <w:tcPr>
+            <w:tcW w:type="dxa" w:w="6038"/>
+            <w:tcBorders>
+              <w:top w:val="single" w:color="C9D3DD" w:sz="4"/>
+              <w:left w:val="single" w:color="C9D3DD" w:sz="4"/>
+              <w:bottom w:val="single" w:color="C9D3DD" w:sz="4"/>
+              <w:right w:val="single" w:color="C9D3DD" w:sz="4"/>
+            </w:tcBorders>
+            <w:shd w:fill="FFFFFF" w:color="auto" w:val="clear"/>
+            <w:tcMar>
+              <w:top w:type="dxa" w:w="80"/>
+              <w:left w:type="dxa" w:w="120"/>
+              <w:bottom w:type="dxa" w:w="80"/>
+              <w:right w:type="dxa" w:w="120"/>
+            </w:tcMar>
+            <w:vAlign w:val="top"/>
+          </w:tcPr>
+          <w:p>
+            <w:pPr>
+              <w:spacing w:after="40"/>
+            </w:pPr>
+            <w:r>
+              <w:rPr>
+                <w:rFonts w:ascii="Calibri" w:cs="Calibri" w:eastAsia="Calibri" w:hAnsi="Calibri"/>
+                <w:sz w:val="20"/>
+                <w:szCs w:val="20"/>
+              </w:rPr>
+              <w:t xml:space="preserve">Next hearing shown directly from the latest court order: one next hearing per case, court-given dates not editable, approximate dates for periods, a flag where the order and the court differ, and functions to report and correct a misread order.</w:t>
+            </w:r>
+          </w:p>
+        </w:tc>
+      </w:tr>
     </w:tbl>
     <w:p>
       <w:pPr>
@@ -10514,7 +10615,7 @@
         <w:rPr>
           <w:rFonts w:ascii="Calibri" w:cs="Calibri" w:eastAsia="Calibri" w:hAnsi="Calibri"/>
         </w:rPr>
-        <w:t xml:space="preserve">Hearing dates come from the court’s own next date, from cause-list listings, and from dates read in order text. A date read from an order is firm only when it equals the court’s own date or a listing; otherwise it is a suggestion that an officer confirms, rejects (with a replacement date) or enters by hand. Directions such as “list after four weeks” are counted from the order date and always shown for confirmation.</w:t>
+        <w:t xml:space="preserve">Hearing dates come from the court’s own next date, from cause-list listings, and from dates read in order text. Each case has one next hearing, worked out by the server: the court’s own record first, otherwise the date read from the latest order, shown directly with no confirmation. A written date is shown exact; a period such as “list after four weeks”, a qualified date or a returnable date is shown as an approximate date counted from the order, with its words, until the court’s own date replaces it. When the court’s date and an exact date read from the latest order differ, the court’s date is shown and the difference is flagged. Nobody can edit a date the court has given; only where the court gave none does an officer enter a date by hand. An officer can report a date read wrongly from an order, and the Super Administrator (by default) corrects it; both steps are audited.</w:t>
       </w:r>
     </w:p>
     <w:tbl>
@@ -11193,7 +11294,7 @@
                 <w:sz w:val="20"/>
                 <w:szCs w:val="20"/>
               </w:rPr>
-              <w:t xml:space="preserve">A next date to confirm</w:t>
+              <w:t xml:space="preserve">A next date to enter (the court gave none)</w:t>
             </w:r>
           </w:p>
         </w:tc>
@@ -11226,6 +11327,75 @@
                 <w:szCs w:val="20"/>
               </w:rPr>
               <w:t xml:space="preserve">To the officers working on the case</w:t>
+            </w:r>
+          </w:p>
+        </w:tc>
+      </w:tr>
+      <w:tr>
+        <w:trPr>
+          <w:cantSplit/>
+        </w:trPr>
+        <w:tc>
+          <w:tcPr>
+            <w:tcW w:type="dxa" w:w="5000"/>
+            <w:tcBorders>
+              <w:top w:val="single" w:color="C9D3DD" w:sz="4"/>
+              <w:left w:val="single" w:color="C9D3DD" w:sz="4"/>
+              <w:bottom w:val="single" w:color="C9D3DD" w:sz="4"/>
+              <w:right w:val="single" w:color="C9D3DD" w:sz="4"/>
+            </w:tcBorders>
+            <w:shd w:fill="EEF3F8" w:color="auto" w:val="clear"/>
+            <w:tcMar>
+              <w:top w:type="dxa" w:w="80"/>
+              <w:left w:type="dxa" w:w="120"/>
+              <w:bottom w:type="dxa" w:w="80"/>
+              <w:right w:type="dxa" w:w="120"/>
+            </w:tcMar>
+            <w:vAlign w:val="top"/>
+          </w:tcPr>
+          <w:p>
+            <w:pPr>
+              <w:spacing w:after="40"/>
+            </w:pPr>
+            <w:r>
+              <w:rPr>
+                <w:rFonts w:ascii="Calibri" w:cs="Calibri" w:eastAsia="Calibri" w:hAnsi="Calibri"/>
+                <w:sz w:val="20"/>
+                <w:szCs w:val="20"/>
+              </w:rPr>
+              <w:t xml:space="preserve">A next date reported as wrong</w:t>
+            </w:r>
+          </w:p>
+        </w:tc>
+        <w:tc>
+          <w:tcPr>
+            <w:tcW w:type="dxa" w:w="4638"/>
+            <w:tcBorders>
+              <w:top w:val="single" w:color="C9D3DD" w:sz="4"/>
+              <w:left w:val="single" w:color="C9D3DD" w:sz="4"/>
+              <w:bottom w:val="single" w:color="C9D3DD" w:sz="4"/>
+              <w:right w:val="single" w:color="C9D3DD" w:sz="4"/>
+            </w:tcBorders>
+            <w:shd w:fill="EEF3F8" w:color="auto" w:val="clear"/>
+            <w:tcMar>
+              <w:top w:type="dxa" w:w="80"/>
+              <w:left w:type="dxa" w:w="120"/>
+              <w:bottom w:type="dxa" w:w="80"/>
+              <w:right w:type="dxa" w:w="120"/>
+            </w:tcMar>
+            <w:vAlign w:val="top"/>
+          </w:tcPr>
+          <w:p>
+            <w:pPr>
+              <w:spacing w:after="40"/>
+            </w:pPr>
+            <w:r>
+              <w:rPr>
+                <w:rFonts w:ascii="Calibri" w:cs="Calibri" w:eastAsia="Calibri" w:hAnsi="Calibri"/>
+                <w:sz w:val="20"/>
+                <w:szCs w:val="20"/>
+              </w:rPr>
+              <w:t xml:space="preserve">To the holders of Correct Misread Next Date</w:t>
             </w:r>
           </w:p>
         </w:tc>
@@ -11258,7 +11428,7 @@
         <w:rPr>
           <w:rFonts w:ascii="Calibri" w:cs="Calibri" w:eastAsia="Calibri" w:hAnsi="Calibri"/>
         </w:rPr>
-        <w:t xml:space="preserve"> shows a person’s hearings, due dates and dates to confirm; </w:t>
+        <w:t xml:space="preserve"> shows a person’s hearings and due dates, including dates read from orders; </w:t>
       </w:r>
       <w:r>
         <w:rPr>
@@ -11283,7 +11453,7 @@
         <w:rPr>
           <w:rFonts w:ascii="Calibri" w:cs="Calibri" w:eastAsia="Calibri" w:hAnsi="Calibri"/>
         </w:rPr>
-        <w:t xml:space="preserve">The next hearing is shown with one badge on the case page, the case lists and the dashboards: Today and Tomorrow in strong red, two to seven days in amber with the number of days, later dates as the date, and Date Passed, No Date Yet or Disposed in words. A date suggested from an order is outlined and labelled Suggested. The meaning is always given in words, never by colour alone.</w:t>
+        <w:t xml:space="preserve">The next hearing is shown with one badge on the case page, the case lists and the dashboards: Today and Tomorrow in strong red, two to seven days in amber with the number of days, later dates as the date, and Date Passed, No Date Yet or Disposed in words. A date counted from an order is labelled Around. The meaning is always given in words, never by colour alone.</w:t>
       </w:r>
     </w:p>
     <w:p>
@@ -20985,7 +21155,7 @@
                 <w:sz w:val="20"/>
                 <w:szCs w:val="20"/>
               </w:rPr>
-              <w:t xml:space="preserve">Read by fixed rules and confirmed by a person; SourceTrace to assist when connected</w:t>
+              <w:t xml:space="preserve">Read by fixed rules and shown directly; a person enters a date only where the court gave none; SourceTrace to assist when connected</w:t>
             </w:r>
           </w:p>
         </w:tc>
@@ -22417,7 +22587,7 @@
                 <w:sz w:val="20"/>
                 <w:szCs w:val="20"/>
               </w:rPr>
-              <w:t xml:space="preserve">The next hearing shown directly from the latest court order: dates given by the court shown without confirmation and not editable by anyone; a Report Wrong Next Date function; periods such as “list after three weeks” shown as an approximate date counted from the order (approved; planned, not built)</w:t>
+              <w:t xml:space="preserve">The next hearing shown directly from the latest court order: dates given by the court shown without confirmation and not editable by anyone; a Report Wrong Next Date function and a Correct Misread Next Date function; periods such as “list after three weeks” shown as an approximate date counted from the order (built; awaiting deployment)</w:t>
             </w:r>
           </w:p>
         </w:tc>
